--- a/Assets/Docs/Руководства/Трёхмерный Анатомический Атлас - активация.DOCX
+++ b/Assets/Docs/Руководства/Трёхмерный Анатомический Атлас - активация.DOCX
@@ -139,6 +139,7 @@
       <w:r>
         <w:rPr>
           <w:rFonts w:ascii="Gotham Pro" w:hAnsi="Gotham Pro" w:cs="Gotham Pro"/>
+          <w:noProof/>
         </w:rPr>
         <w:drawing>
           <wp:inline distT="0" distB="0" distL="0" distR="0" wp14:anchorId="1AF839D2" wp14:editId="0EF3ABFE">
@@ -227,9 +228,12 @@
         <w:spacing w:line="240" w:lineRule="auto"/>
         <w:ind w:left="0"/>
         <w:jc w:val="center"/>
-      </w:pPr>
-      <w:r>
-        <w:object w:dxaOrig="28591" w:dyaOrig="15512" w14:anchorId="7B138CAE">
+        <w:rPr>
+          <w:rFonts w:ascii="Gotham Pro" w:hAnsi="Gotham Pro" w:cs="Gotham Pro"/>
+        </w:rPr>
+      </w:pPr>
+      <w:r>
+        <w:object w:dxaOrig="21239" w:dyaOrig="11430" w14:anchorId="3D4B4D4C">
           <v:shapetype id="_x0000_t75" coordsize="21600,21600" o:spt="75" o:preferrelative="t" path="m@4@5l@4@11@9@11@9@5xe" filled="f" stroked="f">
             <v:stroke joinstyle="miter"/>
             <v:formulas>
@@ -249,10 +253,10 @@
             <v:path o:extrusionok="f" gradientshapeok="t" o:connecttype="rect"/>
             <o:lock v:ext="edit" aspectratio="t"/>
           </v:shapetype>
-          <v:shape id="_x0000_i1051" type="#_x0000_t75" style="width:454.5pt;height:246.75pt" o:ole="">
+          <v:shape id="_x0000_i1025" type="#_x0000_t75" style="width:381.05pt;height:206.5pt" o:ole="">
             <v:imagedata r:id="rId6" o:title=""/>
           </v:shape>
-          <o:OLEObject Type="Embed" ProgID="Unknown" ShapeID="_x0000_i1051" DrawAspect="Content" ObjectID="_1820420299" r:id="rId7"/>
+          <o:OLEObject Type="Embed" ProgID="Unknown" ShapeID="_x0000_i1025" DrawAspect="Content" ObjectID="_1821000989" r:id="rId7"/>
         </w:object>
       </w:r>
     </w:p>
@@ -262,6 +266,9 @@
         <w:spacing w:line="240" w:lineRule="auto"/>
         <w:ind w:left="0"/>
         <w:jc w:val="center"/>
+        <w:rPr>
+          <w:rFonts w:ascii="Gotham Pro" w:hAnsi="Gotham Pro" w:cs="Gotham Pro"/>
+        </w:rPr>
       </w:pPr>
     </w:p>
     <w:p>
@@ -278,7 +285,13 @@
         <w:rPr>
           <w:rFonts w:ascii="Gotham Pro" w:hAnsi="Gotham Pro" w:cs="Gotham Pro"/>
         </w:rPr>
-        <w:t>После нажатия на кнопку «Запустить» программа должна закрыться.</w:t>
+        <w:t>П</w:t>
+      </w:r>
+      <w:r>
+        <w:rPr>
+          <w:rFonts w:ascii="Gotham Pro" w:hAnsi="Gotham Pro" w:cs="Gotham Pro"/>
+        </w:rPr>
+        <w:t>осле нажатия на кнопку «Запустить» программа должна закрыться.</w:t>
       </w:r>
     </w:p>
     <w:p>
@@ -309,7 +322,39 @@
         <w:rPr>
           <w:rFonts w:ascii="Gotham Pro" w:hAnsi="Gotham Pro" w:cs="Gotham Pro"/>
         </w:rPr>
-        <w:t xml:space="preserve">Для активации программы понадобится дополнительная программа </w:t>
+        <w:t>После того, как программа закрылась, её следует запустить ещё раз.</w:t>
+      </w:r>
+    </w:p>
+    <w:p>
+      <w:pPr>
+        <w:pStyle w:val="a7"/>
+        <w:spacing w:line="240" w:lineRule="auto"/>
+        <w:ind w:left="0"/>
+        <w:jc w:val="both"/>
+        <w:rPr>
+          <w:rFonts w:ascii="Gotham Pro" w:hAnsi="Gotham Pro" w:cs="Gotham Pro"/>
+        </w:rPr>
+      </w:pPr>
+    </w:p>
+    <w:p>
+      <w:pPr>
+        <w:pStyle w:val="a7"/>
+        <w:numPr>
+          <w:ilvl w:val="0"/>
+          <w:numId w:val="2"/>
+        </w:numPr>
+        <w:spacing w:line="240" w:lineRule="auto"/>
+        <w:ind w:left="0" w:firstLine="360"/>
+        <w:jc w:val="both"/>
+        <w:rPr>
+          <w:rFonts w:ascii="Gotham Pro" w:hAnsi="Gotham Pro" w:cs="Gotham Pro"/>
+        </w:rPr>
+      </w:pPr>
+      <w:r>
+        <w:rPr>
+          <w:rFonts w:ascii="Gotham Pro" w:hAnsi="Gotham Pro" w:cs="Gotham Pro"/>
+        </w:rPr>
+        <w:t xml:space="preserve">В верхнем текстовом поле сразу появится сгенерированный проверочный ключ, который клиент должен скопировать сочетанием клавиш </w:t>
       </w:r>
       <w:r>
         <w:rPr>
@@ -318,53 +363,81 @@
           <w:bCs/>
           <w:lang w:val="en-US"/>
         </w:rPr>
-        <w:t>Animal</w:t>
-      </w:r>
-      <w:r>
-        <w:rPr>
-          <w:rFonts w:ascii="Gotham Pro" w:hAnsi="Gotham Pro" w:cs="Gotham Pro"/>
-          <w:b/>
-          <w:bCs/>
+        <w:t>Ctrl</w:t>
+      </w:r>
+      <w:r>
+        <w:rPr>
+          <w:rFonts w:ascii="Gotham Pro" w:hAnsi="Gotham Pro" w:cs="Gotham Pro"/>
+          <w:b/>
+          <w:bCs/>
+        </w:rPr>
+        <w:t>+</w:t>
+      </w:r>
+      <w:r>
+        <w:rPr>
+          <w:rFonts w:ascii="Gotham Pro" w:hAnsi="Gotham Pro" w:cs="Gotham Pro"/>
+          <w:b/>
+          <w:bCs/>
+          <w:lang w:val="en-US"/>
+        </w:rPr>
+        <w:t>C</w:t>
+      </w:r>
+      <w:r>
+        <w:rPr>
+          <w:rFonts w:ascii="Gotham Pro" w:hAnsi="Gotham Pro" w:cs="Gotham Pro"/>
+          <w:b/>
+          <w:bCs/>
+        </w:rPr>
+        <w:t>;</w:t>
+      </w:r>
+      <w:r>
+        <w:rPr>
+          <w:rFonts w:ascii="Gotham Pro" w:hAnsi="Gotham Pro" w:cs="Gotham Pro"/>
         </w:rPr>
         <w:t xml:space="preserve"> </w:t>
       </w:r>
       <w:r>
         <w:rPr>
           <w:rFonts w:ascii="Gotham Pro" w:hAnsi="Gotham Pro" w:cs="Gotham Pro"/>
-          <w:b/>
-          <w:bCs/>
-          <w:lang w:val="en-US"/>
-        </w:rPr>
-        <w:t>Anatomy</w:t>
-      </w:r>
-      <w:r>
-        <w:rPr>
-          <w:rFonts w:ascii="Gotham Pro" w:hAnsi="Gotham Pro" w:cs="Gotham Pro"/>
-          <w:b/>
-          <w:bCs/>
+        </w:rPr>
+        <w:t>далее клиент</w:t>
+      </w:r>
+      <w:r>
+        <w:rPr>
+          <w:rFonts w:ascii="Gotham Pro" w:hAnsi="Gotham Pro" w:cs="Gotham Pro"/>
         </w:rPr>
         <w:t xml:space="preserve"> </w:t>
       </w:r>
       <w:r>
         <w:rPr>
           <w:rFonts w:ascii="Gotham Pro" w:hAnsi="Gotham Pro" w:cs="Gotham Pro"/>
-          <w:b/>
-          <w:bCs/>
-          <w:lang w:val="en-US"/>
-        </w:rPr>
-        <w:t>Protection</w:t>
-      </w:r>
-    </w:p>
-    <w:p>
-      <w:pPr>
-        <w:pStyle w:val="a7"/>
-        <w:spacing w:line="240" w:lineRule="auto"/>
-        <w:jc w:val="both"/>
-        <w:rPr>
-          <w:rFonts w:ascii="Gotham Pro" w:hAnsi="Gotham Pro" w:cs="Gotham Pro"/>
-          <w:b/>
-          <w:bCs/>
-          <w:lang w:val="en-US"/>
+        </w:rPr>
+        <w:t>должен</w:t>
+      </w:r>
+      <w:r>
+        <w:rPr>
+          <w:rFonts w:ascii="Gotham Pro" w:hAnsi="Gotham Pro" w:cs="Gotham Pro"/>
+        </w:rPr>
+        <w:t xml:space="preserve"> послать </w:t>
+      </w:r>
+      <w:r>
+        <w:rPr>
+          <w:rFonts w:ascii="Gotham Pro" w:hAnsi="Gotham Pro" w:cs="Gotham Pro"/>
+        </w:rPr>
+        <w:t xml:space="preserve">его </w:t>
+      </w:r>
+      <w:r>
+        <w:rPr>
+          <w:rFonts w:ascii="Gotham Pro" w:hAnsi="Gotham Pro" w:cs="Gotham Pro"/>
+        </w:rPr>
+        <w:t>поставщику</w:t>
+      </w:r>
+    </w:p>
+    <w:p>
+      <w:pPr>
+        <w:pStyle w:val="a7"/>
+        <w:rPr>
+          <w:rFonts w:ascii="Gotham Pro" w:hAnsi="Gotham Pro" w:cs="Gotham Pro"/>
         </w:rPr>
       </w:pPr>
     </w:p>
@@ -376,17 +449,196 @@
         <w:jc w:val="center"/>
         <w:rPr>
           <w:rFonts w:ascii="Gotham Pro" w:hAnsi="Gotham Pro" w:cs="Gotham Pro"/>
+        </w:rPr>
+      </w:pPr>
+      <w:r>
+        <w:object w:dxaOrig="21239" w:dyaOrig="11430" w14:anchorId="25A81F39">
+          <v:shape id="_x0000_i1026" type="#_x0000_t75" style="width:380.4pt;height:203.75pt" o:ole="">
+            <v:imagedata r:id="rId8" o:title=""/>
+          </v:shape>
+          <o:OLEObject Type="Embed" ProgID="Unknown" ShapeID="_x0000_i1026" DrawAspect="Content" ObjectID="_1821000990" r:id="rId9"/>
+        </w:object>
+      </w:r>
+    </w:p>
+    <w:p>
+      <w:pPr>
+        <w:pStyle w:val="a7"/>
+        <w:spacing w:line="240" w:lineRule="auto"/>
+        <w:ind w:left="0" w:firstLine="360"/>
+        <w:jc w:val="both"/>
+        <w:rPr>
+          <w:rFonts w:ascii="Gotham Pro" w:hAnsi="Gotham Pro" w:cs="Gotham Pro"/>
+        </w:rPr>
+      </w:pPr>
+    </w:p>
+    <w:p>
+      <w:pPr>
+        <w:pStyle w:val="a7"/>
+        <w:spacing w:line="240" w:lineRule="auto"/>
+        <w:ind w:left="0" w:firstLine="360"/>
+        <w:jc w:val="both"/>
+        <w:rPr>
+          <w:rFonts w:ascii="Gotham Pro" w:hAnsi="Gotham Pro" w:cs="Gotham Pro"/>
+        </w:rPr>
+      </w:pPr>
+      <w:r>
+        <w:rPr>
+          <w:rFonts w:ascii="Gotham Pro" w:hAnsi="Gotham Pro" w:cs="Gotham Pro"/>
+        </w:rPr>
+        <w:t xml:space="preserve">(копировать через сочетание клавиш </w:t>
+      </w:r>
+      <w:r>
+        <w:rPr>
+          <w:rFonts w:ascii="Gotham Pro" w:hAnsi="Gotham Pro" w:cs="Gotham Pro"/>
+          <w:b/>
+          <w:bCs/>
           <w:lang w:val="en-US"/>
         </w:rPr>
-      </w:pPr>
-      <w:r>
-        <w:rPr>
-          <w:rFonts w:ascii="Gotham Pro" w:hAnsi="Gotham Pro" w:cs="Gotham Pro"/>
+        <w:t>Ctrl</w:t>
+      </w:r>
+      <w:r>
+        <w:rPr>
+          <w:rFonts w:ascii="Gotham Pro" w:hAnsi="Gotham Pro" w:cs="Gotham Pro"/>
+          <w:b/>
+          <w:bCs/>
+        </w:rPr>
+        <w:t>+</w:t>
+      </w:r>
+      <w:r>
+        <w:rPr>
+          <w:rFonts w:ascii="Gotham Pro" w:hAnsi="Gotham Pro" w:cs="Gotham Pro"/>
+          <w:b/>
+          <w:bCs/>
+          <w:lang w:val="en-US"/>
+        </w:rPr>
+        <w:t>C</w:t>
+      </w:r>
+      <w:r>
+        <w:rPr>
+          <w:rFonts w:ascii="Gotham Pro" w:hAnsi="Gotham Pro" w:cs="Gotham Pro"/>
+        </w:rPr>
+        <w:t xml:space="preserve"> не обязательно, поскольку код сохранится в буфере обмена автоматически, если кликнуть на поле с ключом; поле должно выделит</w:t>
+      </w:r>
+      <w:r>
+        <w:rPr>
+          <w:rFonts w:ascii="Gotham Pro" w:hAnsi="Gotham Pro" w:cs="Gotham Pro"/>
+        </w:rPr>
+        <w:t>ь</w:t>
+      </w:r>
+      <w:r>
+        <w:rPr>
+          <w:rFonts w:ascii="Gotham Pro" w:hAnsi="Gotham Pro" w:cs="Gotham Pro"/>
+        </w:rPr>
+        <w:t>ся синим цветом)</w:t>
+      </w:r>
+    </w:p>
+    <w:p>
+      <w:pPr>
+        <w:pStyle w:val="a7"/>
+        <w:spacing w:line="240" w:lineRule="auto"/>
+        <w:ind w:left="0" w:firstLine="360"/>
+        <w:jc w:val="both"/>
+        <w:rPr>
+          <w:rFonts w:ascii="Gotham Pro" w:hAnsi="Gotham Pro" w:cs="Gotham Pro"/>
+        </w:rPr>
+      </w:pPr>
+    </w:p>
+    <w:p>
+      <w:pPr>
+        <w:pStyle w:val="a7"/>
+        <w:numPr>
+          <w:ilvl w:val="0"/>
+          <w:numId w:val="2"/>
+        </w:numPr>
+        <w:spacing w:line="240" w:lineRule="auto"/>
+        <w:ind w:left="0" w:firstLine="360"/>
+        <w:jc w:val="both"/>
+        <w:rPr>
+          <w:rFonts w:ascii="Gotham Pro" w:hAnsi="Gotham Pro" w:cs="Gotham Pro"/>
+        </w:rPr>
+      </w:pPr>
+      <w:r>
+        <w:rPr>
+          <w:rFonts w:ascii="Gotham Pro" w:hAnsi="Gotham Pro" w:cs="Gotham Pro"/>
+        </w:rPr>
+        <w:t xml:space="preserve">Для активации программы понадобится дополнительная программа </w:t>
+      </w:r>
+      <w:r>
+        <w:rPr>
+          <w:rFonts w:ascii="Gotham Pro" w:hAnsi="Gotham Pro" w:cs="Gotham Pro"/>
+          <w:b/>
+          <w:bCs/>
+          <w:lang w:val="en-US"/>
+        </w:rPr>
+        <w:t>Animal</w:t>
+      </w:r>
+      <w:r>
+        <w:rPr>
+          <w:rFonts w:ascii="Gotham Pro" w:hAnsi="Gotham Pro" w:cs="Gotham Pro"/>
+          <w:b/>
+          <w:bCs/>
+        </w:rPr>
+        <w:t xml:space="preserve"> </w:t>
+      </w:r>
+      <w:r>
+        <w:rPr>
+          <w:rFonts w:ascii="Gotham Pro" w:hAnsi="Gotham Pro" w:cs="Gotham Pro"/>
+          <w:b/>
+          <w:bCs/>
+          <w:lang w:val="en-US"/>
+        </w:rPr>
+        <w:t>Anatomy</w:t>
+      </w:r>
+      <w:r>
+        <w:rPr>
+          <w:rFonts w:ascii="Gotham Pro" w:hAnsi="Gotham Pro" w:cs="Gotham Pro"/>
+          <w:b/>
+          <w:bCs/>
+        </w:rPr>
+        <w:t xml:space="preserve"> </w:t>
+      </w:r>
+      <w:r>
+        <w:rPr>
+          <w:rFonts w:ascii="Gotham Pro" w:hAnsi="Gotham Pro" w:cs="Gotham Pro"/>
+          <w:b/>
+          <w:bCs/>
+          <w:lang w:val="en-US"/>
+        </w:rPr>
+        <w:t>Protection</w:t>
+      </w:r>
+    </w:p>
+    <w:p>
+      <w:pPr>
+        <w:pStyle w:val="a7"/>
+        <w:spacing w:line="240" w:lineRule="auto"/>
+        <w:ind w:left="0" w:firstLine="360"/>
+        <w:jc w:val="both"/>
+        <w:rPr>
+          <w:rFonts w:ascii="Gotham Pro" w:hAnsi="Gotham Pro" w:cs="Gotham Pro"/>
+          <w:b/>
+          <w:bCs/>
+        </w:rPr>
+      </w:pPr>
+    </w:p>
+    <w:p>
+      <w:pPr>
+        <w:pStyle w:val="a7"/>
+        <w:spacing w:line="240" w:lineRule="auto"/>
+        <w:ind w:left="0"/>
+        <w:jc w:val="center"/>
+        <w:rPr>
+          <w:rFonts w:ascii="Gotham Pro" w:hAnsi="Gotham Pro" w:cs="Gotham Pro"/>
+        </w:rPr>
+      </w:pPr>
+      <w:r>
+        <w:rPr>
+          <w:rFonts w:ascii="Gotham Pro" w:hAnsi="Gotham Pro" w:cs="Gotham Pro"/>
+          <w:noProof/>
         </w:rPr>
         <w:drawing>
-          <wp:inline distT="0" distB="0" distL="0" distR="0" wp14:anchorId="5FE4F580" wp14:editId="6DAB0AD6">
-            <wp:extent cx="2610214" cy="485843"/>
-            <wp:effectExtent l="0" t="0" r="0" b="9525"/>
+          <wp:inline distT="0" distB="0" distL="0" distR="0" wp14:anchorId="5FE4F580" wp14:editId="25BF6019">
+            <wp:extent cx="2438400" cy="453863"/>
+            <wp:effectExtent l="0" t="0" r="0" b="3810"/>
             <wp:docPr id="860372027" name="Рисунок 1"/>
             <wp:cNvGraphicFramePr>
               <a:graphicFrameLocks xmlns:a="http://schemas.openxmlformats.org/drawingml/2006/main" noChangeAspect="1"/>
@@ -399,7 +651,7 @@
                     <pic:cNvPicPr/>
                   </pic:nvPicPr>
                   <pic:blipFill>
-                    <a:blip r:embed="rId8"/>
+                    <a:blip r:embed="rId10"/>
                     <a:stretch>
                       <a:fillRect/>
                     </a:stretch>
@@ -407,7 +659,7 @@
                   <pic:spPr>
                     <a:xfrm>
                       <a:off x="0" y="0"/>
-                      <a:ext cx="2610214" cy="485843"/>
+                      <a:ext cx="2453556" cy="456684"/>
                     </a:xfrm>
                     <a:prstGeom prst="rect">
                       <a:avLst/>
@@ -424,10 +676,50 @@
       <w:pPr>
         <w:pStyle w:val="a7"/>
         <w:spacing w:line="240" w:lineRule="auto"/>
+        <w:ind w:left="0" w:firstLine="360"/>
         <w:jc w:val="center"/>
         <w:rPr>
           <w:rFonts w:ascii="Gotham Pro" w:hAnsi="Gotham Pro" w:cs="Gotham Pro"/>
-          <w:lang w:val="en-US"/>
+        </w:rPr>
+      </w:pPr>
+    </w:p>
+    <w:p>
+      <w:pPr>
+        <w:pStyle w:val="a7"/>
+        <w:spacing w:line="240" w:lineRule="auto"/>
+        <w:ind w:left="0" w:firstLine="360"/>
+        <w:jc w:val="both"/>
+        <w:rPr>
+          <w:rFonts w:ascii="Gotham Pro" w:hAnsi="Gotham Pro" w:cs="Gotham Pro"/>
+        </w:rPr>
+      </w:pPr>
+      <w:r>
+        <w:rPr>
+          <w:rFonts w:ascii="Gotham Pro" w:hAnsi="Gotham Pro" w:cs="Gotham Pro"/>
+        </w:rPr>
+        <w:t xml:space="preserve">(версии программ могут отличаться от тех, что показаны </w:t>
+      </w:r>
+      <w:r>
+        <w:rPr>
+          <w:rFonts w:ascii="Gotham Pro" w:hAnsi="Gotham Pro" w:cs="Gotham Pro"/>
+        </w:rPr>
+        <w:t xml:space="preserve">на картинке </w:t>
+      </w:r>
+      <w:r>
+        <w:rPr>
+          <w:rFonts w:ascii="Gotham Pro" w:hAnsi="Gotham Pro" w:cs="Gotham Pro"/>
+        </w:rPr>
+        <w:t>выше)</w:t>
+      </w:r>
+    </w:p>
+    <w:p>
+      <w:pPr>
+        <w:pStyle w:val="a7"/>
+        <w:spacing w:line="240" w:lineRule="auto"/>
+        <w:ind w:left="0" w:firstLine="360"/>
+        <w:jc w:val="center"/>
+        <w:rPr>
+          <w:rFonts w:ascii="Gotham Pro" w:hAnsi="Gotham Pro" w:cs="Gotham Pro"/>
         </w:rPr>
       </w:pPr>
     </w:p>
@@ -439,6 +731,7 @@
           <w:numId w:val="2"/>
         </w:numPr>
         <w:spacing w:line="240" w:lineRule="auto"/>
+        <w:ind w:left="0" w:firstLine="360"/>
         <w:jc w:val="both"/>
         <w:rPr>
           <w:rFonts w:ascii="Gotham Pro" w:hAnsi="Gotham Pro" w:cs="Gotham Pro"/>
@@ -482,25 +775,16 @@
           <w:b/>
           <w:bCs/>
         </w:rPr>
-        <w:t xml:space="preserve"> </w:t>
-      </w:r>
-      <w:r>
-        <w:rPr>
-          <w:rFonts w:ascii="Gotham Pro" w:hAnsi="Gotham Pro" w:cs="Gotham Pro"/>
-          <w:b/>
-          <w:bCs/>
-        </w:rPr>
-        <w:t>Protection.exe</w:t>
-      </w:r>
-    </w:p>
-    <w:p>
-      <w:pPr>
-        <w:pStyle w:val="a7"/>
-        <w:spacing w:line="240" w:lineRule="auto"/>
-        <w:jc w:val="both"/>
-        <w:rPr>
-          <w:rFonts w:ascii="Gotham Pro" w:hAnsi="Gotham Pro" w:cs="Gotham Pro"/>
-          <w:lang w:val="en-US"/>
+        <w:t xml:space="preserve"> Protection.exe</w:t>
+      </w:r>
+    </w:p>
+    <w:p>
+      <w:pPr>
+        <w:pStyle w:val="a7"/>
+        <w:spacing w:line="240" w:lineRule="auto"/>
+        <w:jc w:val="both"/>
+        <w:rPr>
+          <w:rFonts w:ascii="Gotham Pro" w:hAnsi="Gotham Pro" w:cs="Gotham Pro"/>
         </w:rPr>
       </w:pPr>
     </w:p>
@@ -517,11 +801,12 @@
       <w:r>
         <w:rPr>
           <w:rFonts w:ascii="Gotham Pro" w:hAnsi="Gotham Pro" w:cs="Gotham Pro"/>
+          <w:noProof/>
         </w:rPr>
         <w:drawing>
-          <wp:inline distT="0" distB="0" distL="0" distR="0" wp14:anchorId="17DC8EDB" wp14:editId="5F82A506">
-            <wp:extent cx="2324100" cy="1421276"/>
-            <wp:effectExtent l="0" t="0" r="0" b="7620"/>
+          <wp:inline distT="0" distB="0" distL="0" distR="0" wp14:anchorId="17DC8EDB" wp14:editId="0CE3251A">
+            <wp:extent cx="2028825" cy="1240703"/>
+            <wp:effectExtent l="0" t="0" r="0" b="0"/>
             <wp:docPr id="173387478" name="Рисунок 1"/>
             <wp:cNvGraphicFramePr>
               <a:graphicFrameLocks xmlns:a="http://schemas.openxmlformats.org/drawingml/2006/main" noChangeAspect="1"/>
@@ -534,7 +819,7 @@
                     <pic:cNvPicPr/>
                   </pic:nvPicPr>
                   <pic:blipFill>
-                    <a:blip r:embed="rId9"/>
+                    <a:blip r:embed="rId11"/>
                     <a:stretch>
                       <a:fillRect/>
                     </a:stretch>
@@ -542,7 +827,7 @@
                   <pic:spPr>
                     <a:xfrm>
                       <a:off x="0" y="0"/>
-                      <a:ext cx="2326954" cy="1423021"/>
+                      <a:ext cx="2040740" cy="1247989"/>
                     </a:xfrm>
                     <a:prstGeom prst="rect">
                       <a:avLst/>
@@ -558,35 +843,39 @@
     <w:p>
       <w:pPr>
         <w:pStyle w:val="a7"/>
+        <w:spacing w:line="240" w:lineRule="auto"/>
+        <w:ind w:left="0"/>
+        <w:jc w:val="center"/>
+        <w:rPr>
+          <w:rFonts w:ascii="Gotham Pro" w:hAnsi="Gotham Pro" w:cs="Gotham Pro"/>
+        </w:rPr>
+      </w:pPr>
+    </w:p>
+    <w:p>
+      <w:pPr>
+        <w:pStyle w:val="a7"/>
         <w:numPr>
           <w:ilvl w:val="0"/>
           <w:numId w:val="2"/>
         </w:numPr>
         <w:spacing w:line="240" w:lineRule="auto"/>
-        <w:ind w:left="0" w:firstLine="0"/>
-        <w:jc w:val="both"/>
-        <w:rPr>
-          <w:rFonts w:ascii="Gotham Pro" w:hAnsi="Gotham Pro" w:cs="Gotham Pro"/>
-        </w:rPr>
-      </w:pPr>
-      <w:r>
-        <w:rPr>
-          <w:rFonts w:ascii="Gotham Pro" w:hAnsi="Gotham Pro" w:cs="Gotham Pro"/>
-        </w:rPr>
-        <w:br w:type="page"/>
-      </w:r>
-      <w:r>
-        <w:rPr>
-          <w:rFonts w:ascii="Gotham Pro" w:hAnsi="Gotham Pro" w:cs="Gotham Pro"/>
-        </w:rPr>
-        <w:lastRenderedPageBreak/>
-        <w:t xml:space="preserve">Далее должна запустить программа активации, в центральном поле </w:t>
-      </w:r>
-      <w:r>
-        <w:rPr>
-          <w:rFonts w:ascii="Gotham Pro" w:hAnsi="Gotham Pro" w:cs="Gotham Pro"/>
-        </w:rPr>
-        <w:t>можно увидеть сгенерированный код активации</w:t>
+        <w:ind w:left="0" w:firstLine="360"/>
+        <w:jc w:val="both"/>
+        <w:rPr>
+          <w:rFonts w:ascii="Gotham Pro" w:hAnsi="Gotham Pro" w:cs="Gotham Pro"/>
+        </w:rPr>
+      </w:pPr>
+      <w:r>
+        <w:rPr>
+          <w:rFonts w:ascii="Gotham Pro" w:hAnsi="Gotham Pro" w:cs="Gotham Pro"/>
+        </w:rPr>
+        <w:t xml:space="preserve">Далее должна запустить программа активации, в </w:t>
+      </w:r>
+      <w:r>
+        <w:rPr>
+          <w:rFonts w:ascii="Gotham Pro" w:hAnsi="Gotham Pro" w:cs="Gotham Pro"/>
+        </w:rPr>
+        <w:t>верхней части программы можно увидеть поле для проверочного ключа</w:t>
       </w:r>
     </w:p>
     <w:p>
@@ -606,13 +895,16 @@
         <w:spacing w:line="240" w:lineRule="auto"/>
         <w:ind w:left="0"/>
         <w:jc w:val="center"/>
-      </w:pPr>
-      <w:r>
-        <w:object w:dxaOrig="21239" w:dyaOrig="11430" w14:anchorId="137019C4">
-          <v:shape id="_x0000_i1054" type="#_x0000_t75" style="width:410.25pt;height:221.25pt" o:ole="">
-            <v:imagedata r:id="rId10" o:title=""/>
+        <w:rPr>
+          <w:rFonts w:ascii="Gotham Pro" w:hAnsi="Gotham Pro" w:cs="Gotham Pro"/>
+        </w:rPr>
+      </w:pPr>
+      <w:r>
+        <w:object w:dxaOrig="21239" w:dyaOrig="11430" w14:anchorId="0A524F1D">
+          <v:shape id="_x0000_i1027" type="#_x0000_t75" style="width:345.05pt;height:185.45pt" o:ole="">
+            <v:imagedata r:id="rId12" o:title=""/>
           </v:shape>
-          <o:OLEObject Type="Embed" ProgID="Unknown" ShapeID="_x0000_i1054" DrawAspect="Content" ObjectID="_1820420300" r:id="rId11"/>
+          <o:OLEObject Type="Embed" ProgID="Unknown" ShapeID="_x0000_i1027" DrawAspect="Content" ObjectID="_1821000991" r:id="rId13"/>
         </w:object>
       </w:r>
     </w:p>
@@ -622,6 +914,9 @@
         <w:spacing w:line="240" w:lineRule="auto"/>
         <w:ind w:left="0"/>
         <w:jc w:val="center"/>
+        <w:rPr>
+          <w:rFonts w:ascii="Gotham Pro" w:hAnsi="Gotham Pro" w:cs="Gotham Pro"/>
+        </w:rPr>
       </w:pPr>
     </w:p>
     <w:p>
@@ -632,47 +927,44 @@
           <w:numId w:val="2"/>
         </w:numPr>
         <w:spacing w:line="240" w:lineRule="auto"/>
-        <w:jc w:val="both"/>
-        <w:rPr>
-          <w:rFonts w:ascii="Gotham Pro" w:hAnsi="Gotham Pro" w:cs="Gotham Pro"/>
-        </w:rPr>
-      </w:pPr>
-      <w:r>
-        <w:rPr>
-          <w:rFonts w:ascii="Gotham Pro" w:hAnsi="Gotham Pro" w:cs="Gotham Pro"/>
-        </w:rPr>
-        <w:t>Далее следует скопировать</w:t>
-      </w:r>
-      <w:r>
-        <w:rPr>
-          <w:rFonts w:ascii="Gotham Pro" w:hAnsi="Gotham Pro" w:cs="Gotham Pro"/>
-        </w:rPr>
-        <w:t xml:space="preserve"> данный ключ, для чего следует выделить ключ в текстовом поле</w:t>
-      </w:r>
-    </w:p>
-    <w:p>
-      <w:pPr>
-        <w:pStyle w:val="a7"/>
-        <w:spacing w:line="240" w:lineRule="auto"/>
-        <w:jc w:val="both"/>
-        <w:rPr>
-          <w:rFonts w:ascii="Gotham Pro" w:hAnsi="Gotham Pro" w:cs="Gotham Pro"/>
-        </w:rPr>
-      </w:pPr>
-    </w:p>
-    <w:p>
-      <w:pPr>
-        <w:pStyle w:val="a7"/>
-        <w:spacing w:line="240" w:lineRule="auto"/>
-        <w:ind w:left="0"/>
+        <w:ind w:left="0" w:firstLine="360"/>
+        <w:jc w:val="both"/>
+        <w:rPr>
+          <w:rFonts w:ascii="Gotham Pro" w:hAnsi="Gotham Pro" w:cs="Gotham Pro"/>
+        </w:rPr>
+      </w:pPr>
+      <w:r>
+        <w:rPr>
+          <w:rFonts w:ascii="Gotham Pro" w:hAnsi="Gotham Pro" w:cs="Gotham Pro"/>
+        </w:rPr>
+        <w:t>В это поле следует ввести проверочный ключ, полученный от клиента</w:t>
+      </w:r>
+    </w:p>
+    <w:p>
+      <w:pPr>
+        <w:pStyle w:val="a7"/>
+        <w:spacing w:line="240" w:lineRule="auto"/>
+        <w:ind w:left="360"/>
+        <w:jc w:val="both"/>
+        <w:rPr>
+          <w:rFonts w:ascii="Gotham Pro" w:hAnsi="Gotham Pro" w:cs="Gotham Pro"/>
+        </w:rPr>
+      </w:pPr>
+    </w:p>
+    <w:p>
+      <w:pPr>
+        <w:spacing w:line="240" w:lineRule="auto"/>
         <w:jc w:val="center"/>
-      </w:pPr>
-      <w:r>
-        <w:object w:dxaOrig="21239" w:dyaOrig="11430" w14:anchorId="7FC03AF5">
-          <v:shape id="_x0000_i1057" type="#_x0000_t75" style="width:416.25pt;height:224.25pt" o:ole="">
-            <v:imagedata r:id="rId12" o:title=""/>
+        <w:rPr>
+          <w:rFonts w:ascii="Gotham Pro" w:hAnsi="Gotham Pro" w:cs="Gotham Pro"/>
+        </w:rPr>
+      </w:pPr>
+      <w:r>
+        <w:object w:dxaOrig="21239" w:dyaOrig="11430" w14:anchorId="54837850">
+          <v:shape id="_x0000_i1028" type="#_x0000_t75" style="width:347.1pt;height:187.45pt" o:ole="">
+            <v:imagedata r:id="rId14" o:title=""/>
           </v:shape>
-          <o:OLEObject Type="Embed" ProgID="Unknown" ShapeID="_x0000_i1057" DrawAspect="Content" ObjectID="_1820420301" r:id="rId13"/>
+          <o:OLEObject Type="Embed" ProgID="Unknown" ShapeID="_x0000_i1028" DrawAspect="Content" ObjectID="_1821000992" r:id="rId15"/>
         </w:object>
       </w:r>
     </w:p>
@@ -680,8 +972,109 @@
       <w:pPr>
         <w:pStyle w:val="a7"/>
         <w:spacing w:line="240" w:lineRule="auto"/>
-        <w:ind w:left="0"/>
-        <w:jc w:val="center"/>
+        <w:ind w:left="0" w:firstLine="360"/>
+        <w:jc w:val="both"/>
+        <w:rPr>
+          <w:rFonts w:ascii="Gotham Pro" w:hAnsi="Gotham Pro" w:cs="Gotham Pro"/>
+        </w:rPr>
+      </w:pPr>
+    </w:p>
+    <w:p>
+      <w:pPr>
+        <w:pStyle w:val="a7"/>
+        <w:spacing w:line="240" w:lineRule="auto"/>
+        <w:ind w:left="0" w:firstLine="360"/>
+        <w:jc w:val="both"/>
+        <w:rPr>
+          <w:rFonts w:ascii="Gotham Pro" w:hAnsi="Gotham Pro" w:cs="Gotham Pro"/>
+        </w:rPr>
+      </w:pPr>
+      <w:r>
+        <w:rPr>
+          <w:rFonts w:ascii="Gotham Pro" w:hAnsi="Gotham Pro" w:cs="Gotham Pro"/>
+        </w:rPr>
+        <w:t xml:space="preserve">(удобнее всего копировать ключ от клиента через сочетание клавиш </w:t>
+      </w:r>
+      <w:r>
+        <w:rPr>
+          <w:rFonts w:ascii="Gotham Pro" w:hAnsi="Gotham Pro" w:cs="Gotham Pro"/>
+          <w:b/>
+          <w:bCs/>
+          <w:lang w:val="en-US"/>
+        </w:rPr>
+        <w:t>Ctrl</w:t>
+      </w:r>
+      <w:r>
+        <w:rPr>
+          <w:rFonts w:ascii="Gotham Pro" w:hAnsi="Gotham Pro" w:cs="Gotham Pro"/>
+          <w:b/>
+          <w:bCs/>
+        </w:rPr>
+        <w:t>+</w:t>
+      </w:r>
+      <w:r>
+        <w:rPr>
+          <w:rFonts w:ascii="Gotham Pro" w:hAnsi="Gotham Pro" w:cs="Gotham Pro"/>
+          <w:b/>
+          <w:bCs/>
+          <w:lang w:val="en-US"/>
+        </w:rPr>
+        <w:t>C</w:t>
+      </w:r>
+      <w:r>
+        <w:rPr>
+          <w:rFonts w:ascii="Gotham Pro" w:hAnsi="Gotham Pro" w:cs="Gotham Pro"/>
+        </w:rPr>
+        <w:t>,</w:t>
+      </w:r>
+      <w:r>
+        <w:rPr>
+          <w:rFonts w:ascii="Gotham Pro" w:hAnsi="Gotham Pro" w:cs="Gotham Pro"/>
+        </w:rPr>
+        <w:t xml:space="preserve"> после чего выделить поле для ввода и вставить ключ через сочетание клавиш </w:t>
+      </w:r>
+      <w:r>
+        <w:rPr>
+          <w:rFonts w:ascii="Gotham Pro" w:hAnsi="Gotham Pro" w:cs="Gotham Pro"/>
+          <w:b/>
+          <w:bCs/>
+          <w:lang w:val="en-US"/>
+        </w:rPr>
+        <w:t>Ctrl</w:t>
+      </w:r>
+      <w:r>
+        <w:rPr>
+          <w:rFonts w:ascii="Gotham Pro" w:hAnsi="Gotham Pro" w:cs="Gotham Pro"/>
+          <w:b/>
+          <w:bCs/>
+        </w:rPr>
+        <w:t>+</w:t>
+      </w:r>
+      <w:r>
+        <w:rPr>
+          <w:rFonts w:ascii="Gotham Pro" w:hAnsi="Gotham Pro" w:cs="Gotham Pro"/>
+          <w:b/>
+          <w:bCs/>
+          <w:lang w:val="en-US"/>
+        </w:rPr>
+        <w:t>V</w:t>
+      </w:r>
+      <w:r>
+        <w:rPr>
+          <w:rFonts w:ascii="Gotham Pro" w:hAnsi="Gotham Pro" w:cs="Gotham Pro"/>
+        </w:rPr>
+        <w:t>)</w:t>
+      </w:r>
+    </w:p>
+    <w:p>
+      <w:pPr>
+        <w:pStyle w:val="a7"/>
+        <w:spacing w:line="240" w:lineRule="auto"/>
+        <w:ind w:left="0" w:firstLine="360"/>
+        <w:jc w:val="both"/>
+        <w:rPr>
+          <w:rFonts w:ascii="Gotham Pro" w:hAnsi="Gotham Pro" w:cs="Gotham Pro"/>
+        </w:rPr>
       </w:pPr>
     </w:p>
     <w:p>
@@ -692,16 +1085,81 @@
           <w:numId w:val="2"/>
         </w:numPr>
         <w:spacing w:line="240" w:lineRule="auto"/>
-        <w:jc w:val="both"/>
-        <w:rPr>
-          <w:rFonts w:ascii="Gotham Pro" w:hAnsi="Gotham Pro" w:cs="Gotham Pro"/>
-        </w:rPr>
-      </w:pPr>
-      <w:r>
-        <w:rPr>
-          <w:rFonts w:ascii="Gotham Pro" w:hAnsi="Gotham Pro" w:cs="Gotham Pro"/>
-        </w:rPr>
-        <w:t xml:space="preserve">Выделенный ключ можно скопировать сочетанием клавиш </w:t>
+        <w:ind w:left="0" w:firstLine="360"/>
+        <w:jc w:val="both"/>
+        <w:rPr>
+          <w:rFonts w:ascii="Gotham Pro" w:hAnsi="Gotham Pro" w:cs="Gotham Pro"/>
+        </w:rPr>
+      </w:pPr>
+      <w:r>
+        <w:rPr>
+          <w:rFonts w:ascii="Gotham Pro" w:hAnsi="Gotham Pro" w:cs="Gotham Pro"/>
+        </w:rPr>
+        <w:t xml:space="preserve">Далее следует </w:t>
+      </w:r>
+      <w:r>
+        <w:rPr>
+          <w:rFonts w:ascii="Gotham Pro" w:hAnsi="Gotham Pro" w:cs="Gotham Pro"/>
+        </w:rPr>
+        <w:t>нажать на кнопку «Сгенерировать», после чего в нижнем поле появится сгенерированный ключ активации, который необходимо скопировать и отправить клиенту</w:t>
+      </w:r>
+    </w:p>
+    <w:p>
+      <w:pPr>
+        <w:pStyle w:val="a7"/>
+        <w:spacing w:line="240" w:lineRule="auto"/>
+        <w:ind w:left="360"/>
+        <w:jc w:val="both"/>
+        <w:rPr>
+          <w:rFonts w:ascii="Gotham Pro" w:hAnsi="Gotham Pro" w:cs="Gotham Pro"/>
+        </w:rPr>
+      </w:pPr>
+    </w:p>
+    <w:p>
+      <w:pPr>
+        <w:pStyle w:val="a7"/>
+        <w:spacing w:line="240" w:lineRule="auto"/>
+        <w:ind w:left="0"/>
+        <w:jc w:val="center"/>
+        <w:rPr>
+          <w:rFonts w:ascii="Gotham Pro" w:hAnsi="Gotham Pro" w:cs="Gotham Pro"/>
+        </w:rPr>
+      </w:pPr>
+      <w:r>
+        <w:object w:dxaOrig="21239" w:dyaOrig="11430" w14:anchorId="52F40379">
+          <v:shape id="_x0000_i1029" type="#_x0000_t75" style="width:364.1pt;height:196.3pt" o:ole="">
+            <v:imagedata r:id="rId16" o:title=""/>
+          </v:shape>
+          <o:OLEObject Type="Embed" ProgID="Unknown" ShapeID="_x0000_i1029" DrawAspect="Content" ObjectID="_1821000993" r:id="rId17"/>
+        </w:object>
+      </w:r>
+    </w:p>
+    <w:p>
+      <w:pPr>
+        <w:pStyle w:val="a7"/>
+        <w:spacing w:line="240" w:lineRule="auto"/>
+        <w:ind w:left="0" w:firstLine="360"/>
+        <w:jc w:val="both"/>
+        <w:rPr>
+          <w:rFonts w:ascii="Gotham Pro" w:hAnsi="Gotham Pro" w:cs="Gotham Pro"/>
+        </w:rPr>
+      </w:pPr>
+    </w:p>
+    <w:p>
+      <w:pPr>
+        <w:pStyle w:val="a7"/>
+        <w:spacing w:line="240" w:lineRule="auto"/>
+        <w:ind w:left="0" w:firstLine="360"/>
+        <w:jc w:val="both"/>
+        <w:rPr>
+          <w:rFonts w:ascii="Gotham Pro" w:hAnsi="Gotham Pro" w:cs="Gotham Pro"/>
+        </w:rPr>
+      </w:pPr>
+      <w:r>
+        <w:rPr>
+          <w:rFonts w:ascii="Gotham Pro" w:hAnsi="Gotham Pro" w:cs="Gotham Pro"/>
+        </w:rPr>
+        <w:t xml:space="preserve">(удобнее всего скопировать ключ активации через сочетание клавиш </w:t>
       </w:r>
       <w:r>
         <w:rPr>
@@ -733,14 +1191,80 @@
         <w:rPr>
           <w:rFonts w:ascii="Gotham Pro" w:hAnsi="Gotham Pro" w:cs="Gotham Pro"/>
         </w:rPr>
-        <w:t>, однако достаточно факта клика по текстовому полю – программа сама скопирует этот код в буфер обмена.</w:t>
-      </w:r>
-    </w:p>
-    <w:p>
-      <w:pPr>
-        <w:pStyle w:val="a7"/>
-        <w:spacing w:line="240" w:lineRule="auto"/>
-        <w:jc w:val="both"/>
+        <w:t xml:space="preserve">, хотя </w:t>
+      </w:r>
+      <w:r>
+        <w:rPr>
+          <w:rFonts w:ascii="Gotham Pro" w:hAnsi="Gotham Pro" w:cs="Gotham Pro"/>
+        </w:rPr>
+        <w:t xml:space="preserve">копировать </w:t>
+      </w:r>
+      <w:r>
+        <w:rPr>
+          <w:rFonts w:ascii="Gotham Pro" w:hAnsi="Gotham Pro" w:cs="Gotham Pro"/>
+        </w:rPr>
+        <w:t>таким образом</w:t>
+      </w:r>
+      <w:r>
+        <w:rPr>
+          <w:rFonts w:ascii="Gotham Pro" w:hAnsi="Gotham Pro" w:cs="Gotham Pro"/>
+        </w:rPr>
+        <w:t xml:space="preserve"> не обязательно, поскольку код сохранится в буфере обмена автоматически, если кликнуть на поле с ключом</w:t>
+      </w:r>
+      <w:r>
+        <w:rPr>
+          <w:rFonts w:ascii="Gotham Pro" w:hAnsi="Gotham Pro" w:cs="Gotham Pro"/>
+        </w:rPr>
+        <w:t xml:space="preserve"> активации</w:t>
+      </w:r>
+      <w:r>
+        <w:rPr>
+          <w:rFonts w:ascii="Gotham Pro" w:hAnsi="Gotham Pro" w:cs="Gotham Pro"/>
+        </w:rPr>
+        <w:t>; поле должно выделится синим цветом</w:t>
+      </w:r>
+      <w:r>
+        <w:rPr>
+          <w:rFonts w:ascii="Gotham Pro" w:hAnsi="Gotham Pro" w:cs="Gotham Pro"/>
+        </w:rPr>
+        <w:t>)</w:t>
+      </w:r>
+    </w:p>
+    <w:p>
+      <w:pPr>
+        <w:pStyle w:val="a7"/>
+        <w:spacing w:line="240" w:lineRule="auto"/>
+        <w:jc w:val="both"/>
+        <w:rPr>
+          <w:rFonts w:ascii="Gotham Pro" w:hAnsi="Gotham Pro" w:cs="Gotham Pro"/>
+        </w:rPr>
+      </w:pPr>
+    </w:p>
+    <w:p>
+      <w:pPr>
+        <w:pStyle w:val="a7"/>
+        <w:spacing w:line="240" w:lineRule="auto"/>
+        <w:ind w:left="0"/>
+        <w:jc w:val="center"/>
+        <w:rPr>
+          <w:rFonts w:ascii="Gotham Pro" w:hAnsi="Gotham Pro" w:cs="Gotham Pro"/>
+        </w:rPr>
+      </w:pPr>
+      <w:r>
+        <w:object w:dxaOrig="21239" w:dyaOrig="11430" w14:anchorId="09362D99">
+          <v:shape id="_x0000_i1030" type="#_x0000_t75" style="width:367.45pt;height:197.65pt" o:ole="">
+            <v:imagedata r:id="rId18" o:title=""/>
+          </v:shape>
+          <o:OLEObject Type="Embed" ProgID="Unknown" ShapeID="_x0000_i1030" DrawAspect="Content" ObjectID="_1821000994" r:id="rId19"/>
+        </w:object>
+      </w:r>
+    </w:p>
+    <w:p>
+      <w:pPr>
+        <w:pStyle w:val="a7"/>
+        <w:spacing w:line="240" w:lineRule="auto"/>
+        <w:ind w:left="0"/>
+        <w:jc w:val="center"/>
         <w:rPr>
           <w:rFonts w:ascii="Gotham Pro" w:hAnsi="Gotham Pro" w:cs="Gotham Pro"/>
         </w:rPr>
@@ -754,66 +1278,23 @@
           <w:numId w:val="2"/>
         </w:numPr>
         <w:spacing w:line="240" w:lineRule="auto"/>
-        <w:jc w:val="both"/>
-        <w:rPr>
-          <w:rFonts w:ascii="Gotham Pro" w:hAnsi="Gotham Pro" w:cs="Gotham Pro"/>
-        </w:rPr>
-      </w:pPr>
-      <w:r>
-        <w:rPr>
-          <w:rFonts w:ascii="Gotham Pro" w:hAnsi="Gotham Pro" w:cs="Gotham Pro"/>
-        </w:rPr>
-        <w:t>Далее можно создать текстовый документ на Рабочем столе</w:t>
-      </w:r>
-      <w:r>
-        <w:rPr>
-          <w:rFonts w:ascii="Gotham Pro" w:hAnsi="Gotham Pro" w:cs="Gotham Pro"/>
-        </w:rPr>
-        <w:t>, открыть его</w:t>
-      </w:r>
-      <w:r>
-        <w:rPr>
-          <w:rFonts w:ascii="Gotham Pro" w:hAnsi="Gotham Pro" w:cs="Gotham Pro"/>
-        </w:rPr>
-        <w:t xml:space="preserve"> и вставить</w:t>
-      </w:r>
-      <w:r>
-        <w:rPr>
-          <w:rFonts w:ascii="Gotham Pro" w:hAnsi="Gotham Pro" w:cs="Gotham Pro"/>
-        </w:rPr>
-        <w:t xml:space="preserve"> туда</w:t>
-      </w:r>
-      <w:r>
-        <w:rPr>
-          <w:rFonts w:ascii="Gotham Pro" w:hAnsi="Gotham Pro" w:cs="Gotham Pro"/>
-        </w:rPr>
-        <w:t xml:space="preserve"> код из буфера обмена через сочетание клавиш </w:t>
-      </w:r>
-      <w:r>
-        <w:rPr>
-          <w:rFonts w:ascii="Gotham Pro" w:hAnsi="Gotham Pro" w:cs="Gotham Pro"/>
-          <w:b/>
-          <w:bCs/>
-          <w:lang w:val="en-US"/>
-        </w:rPr>
-        <w:t>Ctrl</w:t>
-      </w:r>
-      <w:r>
-        <w:rPr>
-          <w:rFonts w:ascii="Gotham Pro" w:hAnsi="Gotham Pro" w:cs="Gotham Pro"/>
-          <w:b/>
-          <w:bCs/>
-        </w:rPr>
-        <w:t>+</w:t>
-      </w:r>
-      <w:r>
-        <w:rPr>
-          <w:rFonts w:ascii="Gotham Pro" w:hAnsi="Gotham Pro" w:cs="Gotham Pro"/>
-          <w:b/>
-          <w:bCs/>
-          <w:lang w:val="en-US"/>
-        </w:rPr>
-        <w:t>V</w:t>
+        <w:ind w:left="0" w:firstLine="360"/>
+        <w:jc w:val="both"/>
+        <w:rPr>
+          <w:rFonts w:ascii="Gotham Pro" w:hAnsi="Gotham Pro" w:cs="Gotham Pro"/>
+        </w:rPr>
+      </w:pPr>
+      <w:r>
+        <w:rPr>
+          <w:rFonts w:ascii="Gotham Pro" w:hAnsi="Gotham Pro" w:cs="Gotham Pro"/>
+        </w:rPr>
+        <w:t xml:space="preserve">Далее </w:t>
+      </w:r>
+      <w:r>
+        <w:rPr>
+          <w:rFonts w:ascii="Gotham Pro" w:hAnsi="Gotham Pro" w:cs="Gotham Pro"/>
+        </w:rPr>
+        <w:t>следует отправить сгенерированный ключ текстовым сообщением клиенту</w:t>
       </w:r>
       <w:r>
         <w:rPr>
@@ -825,128 +1306,26 @@
     <w:p>
       <w:pPr>
         <w:pStyle w:val="a7"/>
-        <w:rPr>
-          <w:rFonts w:ascii="Gotham Pro" w:hAnsi="Gotham Pro" w:cs="Gotham Pro"/>
-        </w:rPr>
-      </w:pPr>
-    </w:p>
-    <w:p>
-      <w:pPr>
-        <w:pStyle w:val="a7"/>
-        <w:spacing w:line="240" w:lineRule="auto"/>
-        <w:jc w:val="both"/>
-        <w:rPr>
-          <w:rFonts w:ascii="Gotham Pro" w:hAnsi="Gotham Pro" w:cs="Gotham Pro"/>
-        </w:rPr>
-      </w:pPr>
-    </w:p>
-    <w:p>
-      <w:pPr>
-        <w:pStyle w:val="a7"/>
-        <w:spacing w:line="240" w:lineRule="auto"/>
-        <w:jc w:val="both"/>
-        <w:rPr>
-          <w:rFonts w:ascii="Gotham Pro" w:hAnsi="Gotham Pro" w:cs="Gotham Pro"/>
-        </w:rPr>
-      </w:pPr>
-      <w:r>
-        <w:rPr>
-          <w:rFonts w:ascii="Gotham Pro" w:hAnsi="Gotham Pro" w:cs="Gotham Pro"/>
-        </w:rPr>
-        <w:t>(</w:t>
-      </w:r>
-      <w:r>
-        <w:rPr>
-          <w:rFonts w:ascii="Gotham Pro" w:hAnsi="Gotham Pro" w:cs="Gotham Pro"/>
-        </w:rPr>
-        <w:t>это делать не обязательно, поскольку код будет сохраняться в буфере обмена, но на всякий случай сделать можно)</w:t>
-      </w:r>
-    </w:p>
-    <w:p>
-      <w:pPr>
-        <w:pStyle w:val="a7"/>
-        <w:spacing w:line="240" w:lineRule="auto"/>
-        <w:ind w:left="0"/>
+        <w:spacing w:line="240" w:lineRule="auto"/>
+        <w:ind w:left="0" w:firstLine="360"/>
         <w:jc w:val="center"/>
-      </w:pPr>
-      <w:r>
-        <w:object w:dxaOrig="13070" w:dyaOrig="11430" w14:anchorId="394E26CD">
-          <v:shape id="_x0000_i1062" type="#_x0000_t75" style="width:270.75pt;height:236.25pt" o:ole="">
-            <v:imagedata r:id="rId14" o:title=""/>
-          </v:shape>
-          <o:OLEObject Type="Embed" ProgID="Unknown" ShapeID="_x0000_i1062" DrawAspect="Content" ObjectID="_1820420302" r:id="rId15"/>
-        </w:object>
-      </w:r>
-    </w:p>
-    <w:p>
-      <w:pPr>
-        <w:pStyle w:val="a7"/>
-        <w:spacing w:line="240" w:lineRule="auto"/>
-        <w:ind w:left="0"/>
-        <w:jc w:val="center"/>
-      </w:pPr>
-    </w:p>
-    <w:p>
-      <w:pPr>
-        <w:pStyle w:val="a7"/>
-        <w:spacing w:line="240" w:lineRule="auto"/>
-        <w:ind w:left="0"/>
-        <w:jc w:val="center"/>
-        <w:rPr>
-          <w:rFonts w:ascii="Gotham Pro" w:hAnsi="Gotham Pro" w:cs="Gotham Pro"/>
-        </w:rPr>
-      </w:pPr>
-      <w:r>
-        <w:rPr>
-          <w:rFonts w:ascii="Gotham Pro" w:hAnsi="Gotham Pro" w:cs="Gotham Pro"/>
-        </w:rPr>
-        <w:drawing>
-          <wp:inline distT="0" distB="0" distL="0" distR="0" wp14:anchorId="43CE9082" wp14:editId="668AB2A0">
-            <wp:extent cx="2876951" cy="1066949"/>
-            <wp:effectExtent l="0" t="0" r="0" b="0"/>
-            <wp:docPr id="1346754214" name="Рисунок 1"/>
-            <wp:cNvGraphicFramePr>
-              <a:graphicFrameLocks xmlns:a="http://schemas.openxmlformats.org/drawingml/2006/main" noChangeAspect="1"/>
-            </wp:cNvGraphicFramePr>
-            <a:graphic xmlns:a="http://schemas.openxmlformats.org/drawingml/2006/main">
-              <a:graphicData uri="http://schemas.openxmlformats.org/drawingml/2006/picture">
-                <pic:pic xmlns:pic="http://schemas.openxmlformats.org/drawingml/2006/picture">
-                  <pic:nvPicPr>
-                    <pic:cNvPr id="1346754214" name=""/>
-                    <pic:cNvPicPr/>
-                  </pic:nvPicPr>
-                  <pic:blipFill>
-                    <a:blip r:embed="rId16"/>
-                    <a:stretch>
-                      <a:fillRect/>
-                    </a:stretch>
-                  </pic:blipFill>
-                  <pic:spPr>
-                    <a:xfrm>
-                      <a:off x="0" y="0"/>
-                      <a:ext cx="2876951" cy="1066949"/>
-                    </a:xfrm>
-                    <a:prstGeom prst="rect">
-                      <a:avLst/>
-                    </a:prstGeom>
-                  </pic:spPr>
-                </pic:pic>
-              </a:graphicData>
-            </a:graphic>
-          </wp:inline>
-        </w:drawing>
-      </w:r>
-    </w:p>
-    <w:p>
-      <w:pPr>
-        <w:pStyle w:val="a7"/>
-        <w:spacing w:line="240" w:lineRule="auto"/>
-        <w:ind w:left="0"/>
-        <w:jc w:val="center"/>
-        <w:rPr>
-          <w:rFonts w:ascii="Gotham Pro" w:hAnsi="Gotham Pro" w:cs="Gotham Pro"/>
-        </w:rPr>
-      </w:pPr>
+        <w:rPr>
+          <w:rFonts w:ascii="Gotham Pro" w:hAnsi="Gotham Pro" w:cs="Gotham Pro"/>
+        </w:rPr>
+      </w:pPr>
+    </w:p>
+    <w:p>
+      <w:pPr>
+        <w:rPr>
+          <w:rFonts w:ascii="Gotham Pro" w:hAnsi="Gotham Pro" w:cs="Gotham Pro"/>
+        </w:rPr>
+      </w:pPr>
+      <w:r>
+        <w:rPr>
+          <w:rFonts w:ascii="Gotham Pro" w:hAnsi="Gotham Pro" w:cs="Gotham Pro"/>
+        </w:rPr>
+        <w:br w:type="page"/>
+      </w:r>
     </w:p>
     <w:p>
       <w:pPr>
@@ -956,52 +1335,29 @@
           <w:numId w:val="2"/>
         </w:numPr>
         <w:spacing w:line="240" w:lineRule="auto"/>
-        <w:jc w:val="both"/>
-        <w:rPr>
-          <w:rFonts w:ascii="Gotham Pro" w:hAnsi="Gotham Pro" w:cs="Gotham Pro"/>
-        </w:rPr>
-      </w:pPr>
-      <w:r>
-        <w:rPr>
-          <w:rFonts w:ascii="Gotham Pro" w:hAnsi="Gotham Pro" w:cs="Gotham Pro"/>
-        </w:rPr>
-        <w:t>Дале</w:t>
-      </w:r>
-      <w:r>
-        <w:rPr>
-          <w:rFonts w:ascii="Gotham Pro" w:hAnsi="Gotham Pro" w:cs="Gotham Pro"/>
-        </w:rPr>
-        <w:t>е</w:t>
-      </w:r>
-      <w:r>
-        <w:rPr>
-          <w:rFonts w:ascii="Gotham Pro" w:hAnsi="Gotham Pro" w:cs="Gotham Pro"/>
-        </w:rPr>
-        <w:t xml:space="preserve"> закрываем программу активации и ещё раз </w:t>
-      </w:r>
-      <w:r>
-        <w:rPr>
-          <w:rFonts w:ascii="Gotham Pro" w:hAnsi="Gotham Pro" w:cs="Gotham Pro"/>
-        </w:rPr>
-        <w:t>запускаем основную</w:t>
-      </w:r>
-      <w:r>
-        <w:rPr>
-          <w:rFonts w:ascii="Gotham Pro" w:hAnsi="Gotham Pro" w:cs="Gotham Pro"/>
-        </w:rPr>
-        <w:t xml:space="preserve"> программу</w:t>
-      </w:r>
-      <w:r>
-        <w:rPr>
-          <w:rFonts w:ascii="Gotham Pro" w:hAnsi="Gotham Pro" w:cs="Gotham Pro"/>
-        </w:rPr>
-        <w:t>, вставляем код в поле активации (в поле с надписью «Ключ защиты») и жмём кнопку «Запустить»</w:t>
-      </w:r>
-    </w:p>
-    <w:p>
-      <w:pPr>
-        <w:pStyle w:val="a7"/>
-        <w:spacing w:line="240" w:lineRule="auto"/>
+        <w:ind w:left="0" w:firstLine="360"/>
+        <w:jc w:val="both"/>
+        <w:rPr>
+          <w:rFonts w:ascii="Gotham Pro" w:hAnsi="Gotham Pro" w:cs="Gotham Pro"/>
+        </w:rPr>
+      </w:pPr>
+      <w:r>
+        <w:rPr>
+          <w:rFonts w:ascii="Gotham Pro" w:hAnsi="Gotham Pro" w:cs="Gotham Pro"/>
+        </w:rPr>
+        <w:lastRenderedPageBreak/>
+        <w:t>После того, как клиент получит ключ активации, ему следует ввести этот ключ в поле для активации</w:t>
+      </w:r>
+      <w:r>
+        <w:rPr>
+          <w:rFonts w:ascii="Gotham Pro" w:hAnsi="Gotham Pro" w:cs="Gotham Pro"/>
+        </w:rPr>
+        <w:t xml:space="preserve"> основной программы</w:t>
+      </w:r>
+    </w:p>
+    <w:p>
+      <w:pPr>
+        <w:pStyle w:val="a7"/>
         <w:jc w:val="both"/>
         <w:rPr>
           <w:rFonts w:ascii="Gotham Pro" w:hAnsi="Gotham Pro" w:cs="Gotham Pro"/>
@@ -1014,13 +1370,16 @@
         <w:spacing w:line="240" w:lineRule="auto"/>
         <w:ind w:left="0"/>
         <w:jc w:val="center"/>
-      </w:pPr>
-      <w:r>
-        <w:object w:dxaOrig="28591" w:dyaOrig="15512" w14:anchorId="09094DBE">
-          <v:shape id="_x0000_i1066" type="#_x0000_t75" style="width:468.75pt;height:254.25pt" o:ole="">
-            <v:imagedata r:id="rId17" o:title=""/>
+        <w:rPr>
+          <w:rFonts w:ascii="Gotham Pro" w:hAnsi="Gotham Pro" w:cs="Gotham Pro"/>
+        </w:rPr>
+      </w:pPr>
+      <w:r>
+        <w:object w:dxaOrig="21239" w:dyaOrig="11430" w14:anchorId="0E92202F">
+          <v:shape id="_x0000_i1031" type="#_x0000_t75" style="width:388.55pt;height:209.9pt" o:ole="">
+            <v:imagedata r:id="rId20" o:title=""/>
           </v:shape>
-          <o:OLEObject Type="Embed" ProgID="Unknown" ShapeID="_x0000_i1066" DrawAspect="Content" ObjectID="_1820420303" r:id="rId18"/>
+          <o:OLEObject Type="Embed" ProgID="Unknown" ShapeID="_x0000_i1031" DrawAspect="Content" ObjectID="_1821000995" r:id="rId21"/>
         </w:object>
       </w:r>
     </w:p>
@@ -1028,8 +1387,10 @@
       <w:pPr>
         <w:pStyle w:val="a7"/>
         <w:spacing w:line="240" w:lineRule="auto"/>
-        <w:ind w:left="0"/>
-        <w:jc w:val="center"/>
+        <w:ind w:left="360"/>
+        <w:rPr>
+          <w:rFonts w:ascii="Gotham Pro" w:hAnsi="Gotham Pro" w:cs="Gotham Pro"/>
+        </w:rPr>
       </w:pPr>
     </w:p>
     <w:p>
@@ -1040,22 +1401,68 @@
           <w:numId w:val="2"/>
         </w:numPr>
         <w:spacing w:line="240" w:lineRule="auto"/>
-        <w:jc w:val="both"/>
-        <w:rPr>
-          <w:rFonts w:ascii="Gotham Pro" w:hAnsi="Gotham Pro" w:cs="Gotham Pro"/>
-        </w:rPr>
-      </w:pPr>
-      <w:r>
-        <w:rPr>
-          <w:rFonts w:ascii="Gotham Pro" w:hAnsi="Gotham Pro" w:cs="Gotham Pro"/>
-        </w:rPr>
-        <w:t>После этого должна запустить основная программа. Программой можно пользоваться, и окно активации не будет появляться при последующих запусках.</w:t>
-      </w:r>
-    </w:p>
-    <w:p>
-      <w:pPr>
-        <w:pStyle w:val="a7"/>
-        <w:spacing w:line="240" w:lineRule="auto"/>
+        <w:ind w:left="0" w:firstLine="360"/>
+        <w:jc w:val="both"/>
+        <w:rPr>
+          <w:rFonts w:ascii="Gotham Pro" w:hAnsi="Gotham Pro" w:cs="Gotham Pro"/>
+        </w:rPr>
+      </w:pPr>
+      <w:r>
+        <w:rPr>
+          <w:rFonts w:ascii="Gotham Pro" w:hAnsi="Gotham Pro" w:cs="Gotham Pro"/>
+        </w:rPr>
+        <w:t xml:space="preserve">После </w:t>
+      </w:r>
+      <w:r>
+        <w:rPr>
+          <w:rFonts w:ascii="Gotham Pro" w:hAnsi="Gotham Pro" w:cs="Gotham Pro"/>
+        </w:rPr>
+        <w:t>того, как ключ вставлен в поле для активации, следует нажать на кнопку «Запустить», после чего, если ключ оказался верным, программа будет считать</w:t>
+      </w:r>
+      <w:r>
+        <w:rPr>
+          <w:rFonts w:ascii="Gotham Pro" w:hAnsi="Gotham Pro" w:cs="Gotham Pro"/>
+        </w:rPr>
+        <w:t>ся</w:t>
+      </w:r>
+      <w:r>
+        <w:rPr>
+          <w:rFonts w:ascii="Gotham Pro" w:hAnsi="Gotham Pro" w:cs="Gotham Pro"/>
+        </w:rPr>
+        <w:t xml:space="preserve"> активированной и ей можно пользоваться.</w:t>
+      </w:r>
+    </w:p>
+    <w:p>
+      <w:pPr>
+        <w:spacing w:line="240" w:lineRule="auto"/>
+        <w:jc w:val="both"/>
+        <w:rPr>
+          <w:rFonts w:ascii="Gotham Pro" w:hAnsi="Gotham Pro" w:cs="Gotham Pro"/>
+        </w:rPr>
+      </w:pPr>
+    </w:p>
+    <w:p>
+      <w:pPr>
+        <w:spacing w:line="240" w:lineRule="auto"/>
+        <w:jc w:val="center"/>
+        <w:rPr>
+          <w:rFonts w:ascii="Gotham Pro" w:hAnsi="Gotham Pro" w:cs="Gotham Pro"/>
+        </w:rPr>
+      </w:pPr>
+      <w:r>
+        <w:object w:dxaOrig="21239" w:dyaOrig="11430" w14:anchorId="606A3B4C">
+          <v:shape id="_x0000_i1032" type="#_x0000_t75" style="width:387.85pt;height:208.55pt" o:ole="">
+            <v:imagedata r:id="rId22" o:title=""/>
+          </v:shape>
+          <o:OLEObject Type="Embed" ProgID="Unknown" ShapeID="_x0000_i1032" DrawAspect="Content" ObjectID="_1821000996" r:id="rId23"/>
+        </w:object>
+      </w:r>
+    </w:p>
+    <w:p>
+      <w:pPr>
+        <w:pStyle w:val="a7"/>
+        <w:spacing w:line="240" w:lineRule="auto"/>
+        <w:ind w:left="0" w:firstLine="360"/>
         <w:jc w:val="both"/>
         <w:rPr>
           <w:rFonts w:ascii="Gotham Pro" w:hAnsi="Gotham Pro" w:cs="Gotham Pro"/>
@@ -1070,6 +1477,7 @@
           <w:numId w:val="2"/>
         </w:numPr>
         <w:spacing w:line="240" w:lineRule="auto"/>
+        <w:ind w:left="0" w:firstLine="360"/>
         <w:jc w:val="both"/>
         <w:rPr>
           <w:rFonts w:ascii="Gotham Pro" w:hAnsi="Gotham Pro" w:cs="Gotham Pro"/>
@@ -1086,47 +1494,33 @@
       <w:pPr>
         <w:pStyle w:val="a7"/>
         <w:spacing w:line="240" w:lineRule="auto"/>
-        <w:jc w:val="both"/>
-        <w:rPr>
-          <w:rFonts w:ascii="Gotham Pro" w:hAnsi="Gotham Pro" w:cs="Gotham Pro"/>
-        </w:rPr>
-      </w:pPr>
-    </w:p>
-    <w:p>
-      <w:pPr>
-        <w:pStyle w:val="a7"/>
-        <w:spacing w:line="240" w:lineRule="auto"/>
-        <w:jc w:val="both"/>
-        <w:rPr>
-          <w:rFonts w:ascii="Gotham Pro" w:hAnsi="Gotham Pro" w:cs="Gotham Pro"/>
-        </w:rPr>
-      </w:pPr>
-      <w:r>
-        <w:rPr>
-          <w:rFonts w:ascii="Gotham Pro" w:hAnsi="Gotham Pro" w:cs="Gotham Pro"/>
-        </w:rPr>
-        <w:t>(Примечание: код генерируется на основе оборудования конкретного Компьютера, поэтому на каждом отдельном компьютере должен быть сгенерирован свой индивидуальный код, который не подойдёт к программе на другом компьютере.</w:t>
-      </w:r>
-    </w:p>
-    <w:p>
-      <w:pPr>
-        <w:pStyle w:val="a7"/>
-        <w:spacing w:line="240" w:lineRule="auto"/>
-        <w:jc w:val="both"/>
-        <w:rPr>
-          <w:rFonts w:ascii="Gotham Pro" w:hAnsi="Gotham Pro" w:cs="Gotham Pro"/>
-        </w:rPr>
-      </w:pPr>
-      <w:r>
-        <w:rPr>
-          <w:rFonts w:ascii="Gotham Pro" w:hAnsi="Gotham Pro" w:cs="Gotham Pro"/>
-        </w:rPr>
-        <w:t>После активации основной программы программу активации следует удалить!)</w:t>
+        <w:ind w:left="0" w:firstLine="360"/>
+        <w:jc w:val="both"/>
+        <w:rPr>
+          <w:rFonts w:ascii="Gotham Pro" w:hAnsi="Gotham Pro" w:cs="Gotham Pro"/>
+        </w:rPr>
+      </w:pPr>
+    </w:p>
+    <w:p>
+      <w:pPr>
+        <w:pStyle w:val="a7"/>
+        <w:spacing w:line="240" w:lineRule="auto"/>
+        <w:ind w:left="0" w:firstLine="360"/>
+        <w:jc w:val="both"/>
+        <w:rPr>
+          <w:rFonts w:ascii="Gotham Pro" w:hAnsi="Gotham Pro" w:cs="Gotham Pro"/>
+        </w:rPr>
+      </w:pPr>
+      <w:r>
+        <w:rPr>
+          <w:rFonts w:ascii="Gotham Pro" w:hAnsi="Gotham Pro" w:cs="Gotham Pro"/>
+        </w:rPr>
+        <w:t>(Примечание: код генерируется на основе оборудования конкретного Компьютера, поэтому на каждом отдельном компьютере должен быть сгенерирован свой индивидуальный код, который не подойдёт к программе на другом компьютере)</w:t>
       </w:r>
     </w:p>
     <w:sectPr>
       <w:pgSz w:w="11906" w:h="16838"/>
-      <w:pgMar w:top="567" w:right="566" w:bottom="709" w:left="851" w:header="708" w:footer="708" w:gutter="0"/>
+      <w:pgMar w:top="709" w:right="707" w:bottom="709" w:left="993" w:header="708" w:footer="708" w:gutter="0"/>
       <w:cols w:space="708"/>
       <w:docGrid w:linePitch="360"/>
     </w:sectPr>
